--- a/V4/countclassifiers/countclassifiers.docx
+++ b/V4/countclassifiers/countclassifiers.docx
@@ -40,7 +40,17 @@
         <w:br w:type="textWrapping"/>
       </w:r>
       <w:r>
-        <w:t>book5leftCC</w:t>
+        <w:t>book</w:t>
+      </w:r>
+      <w:r>
+        <w:rPr>
+          <w:rFonts w:hint="default"/>
+          <w:lang w:val="en-US"/>
+        </w:rPr>
+        <w:t>4</w:t>
+      </w:r>
+      <w:r>
+        <w:t>leftCC</w:t>
       </w:r>
       <w:r>
         <w:br w:type="textWrapping"/>
@@ -93,8 +103,10 @@
           <w:rFonts w:hint="default"/>
           <w:lang w:val="en-US"/>
         </w:rPr>
-        <w:t>5</w:t>
-      </w:r>
+        <w:t>4</w:t>
+      </w:r>
+      <w:bookmarkStart w:id="0" w:name="_GoBack"/>
+      <w:bookmarkEnd w:id="0"/>
       <w:r>
         <w:t>leftCC</w:t>
       </w:r>
@@ -139,8 +151,6 @@
         </w:rPr>
         <w:t>4</w:t>
       </w:r>
-      <w:bookmarkStart w:id="0" w:name="_GoBack"/>
-      <w:bookmarkEnd w:id="0"/>
       <w:r>
         <w:t>leftCC</w:t>
       </w:r>
